--- a/docs/Eva_Space_Описание_продукта_для_юристов.docx
+++ b/docs/Eva_Space_Описание_продукта_для_юристов.docx
@@ -1193,7 +1193,7 @@
                 <w:sz w:val="17"/>
                 <w:szCs w:val="17"/>
               </w:rPr>
-              <w:t xml:space="preserve">Чат: понимает запрос, подбирает подходящий контент. Голосовой ввод и озвучка ответов работают средствами браузера, без передачи данных на сторонние серверы</w:t>
+              <w:t xml:space="preserve">Чат: понимает запрос, подбирает подходящий контент. Голосовой ввод и озвучка — функциями браузера; в Chrome и Safari речь распознаётся на серверах Google и Apple</w:t>
             </w:r>
           </w:p>
         </w:tc>
@@ -2704,7 +2704,7 @@
                 <w:sz w:val="17"/>
                 <w:szCs w:val="17"/>
               </w:rPr>
-              <w:t xml:space="preserve">Текст сообщений в чате; голосовой ввод обрабатывается средствами браузера и не сохраняется</w:t>
+              <w:t xml:space="preserve">Текст сообщений; голос распознаёт браузер через серверы Google или Apple</w:t>
             </w:r>
           </w:p>
         </w:tc>
@@ -2801,7 +2801,7 @@
           <w:sz w:val="19"/>
           <w:szCs w:val="19"/>
         </w:rPr>
-        <w:t xml:space="preserve">веб-приложение на React, опубликовано как статический сайт и устанавливается на телефон как приложение. Своего сервера, базы данных и аккаунтов нет; сторонняя аналитика, рекламные и платёжные сервисы не подключены. Голосовые функции работают средствами браузера.</w:t>
+        <w:t xml:space="preserve">веб-приложение на React, опубликовано как статический сайт и устанавливается на телефон как приложение. Своего сервера, базы данных и аккаунтов нет; сторонняя аналитика, рекламные и платёжные сервисы не подключены. Голос распознаётся браузером через серверы Google или Apple.</w:t>
       </w:r>
     </w:p>
     <w:p>
